--- a/documents/33-clearhaven-spark-backfill-design.docx
+++ b/documents/33-clearhaven-spark-backfill-design.docx
@@ -9186,7 +9186,7 @@
         <w:pStyle w:val="Heading1"/>
       </w:pPr>
       <w:r>
-        <w:t>Working remainder for CLH-TDD-2024-014</w:t>
+        <w:t>Open work after July 23, 2024</w:t>
       </w:r>
     </w:p>
     <w:p>
@@ -9200,7 +9200,7 @@
           <w:color w:val="222222"/>
           <w:sz w:val="24"/>
         </w:rPr>
-        <w:t>The front of Historical backfill of 2019-2022 legs into partitioned recon tables is the document. This remainder is the leftover a colleague still trips on: named people, named boxes, named tickets, and the work I still owe after July 23, 2024. It is not a second log and it is not a stack of exhibits with the same stub. If a paragraph fights the decision in the front, strike the paragraph.</w:t>
+        <w:t>What follows is leftover work from Historical backfill of 2019-2022 legs into partitioned recon tables: named people, named boxes, named tickets, and the items I still owe. If a paragraph fights the decision in the front of CLH-TDD-2024-014, strike the paragraph.</w:t>
       </w:r>
     </w:p>
     <w:p>
@@ -9354,7 +9354,7 @@
           <w:color w:val="222222"/>
           <w:sz w:val="24"/>
         </w:rPr>
-        <w:t>I will not put a vendor overlay we already rejected on a wiki that drifts. CLH-PRD-2024-002 and this file are the record. If Chris Patel needs a diagram, they get a permalink, not a photo of a whiteboard. spark-ui.batch.internal.northstar.example stays out of the diagram title. If a new engineer asks where the leftover lives, I point here. I do not point at a Slack pin from July 23, 2024. Client Clearhaven.</w:t>
+        <w:t>I will not put a vendor overlay we already rejected on a wiki that drifts. CLH-PRD-2024-002 and this file are the record. If Chris Patel needs a diagram, they get a permalink, not a photo of a whiteboard. spark-ui.batch.internal.northstar.example stays out of the diagram title. If a new engineer asks where the leftover lives, I point here. I do not point at a Slack pin from July 23, 2024.</w:t>
       </w:r>
     </w:p>
     <w:p>
@@ -11698,7 +11698,7 @@
           <w:color w:val="222222"/>
           <w:sz w:val="24"/>
         </w:rPr>
-        <w:t>People who were absent still get a usable remainder, not a transcript. Priya Nair gets the decision, the refuse, and the date. They do not get a reconstruction of who raised their voice. If they object, they object on CLH-4811. Client Clearhaven. Author Aman Kumar.</w:t>
+        <w:t>People who were absent still get a usable remainder, not a transcript. Priya Nair gets the decision, the refuse, and the date. They do not get a reconstruction of who raised their voice. If they object, they object on CLH-4811.</w:t>
       </w:r>
     </w:p>
     <w:p>
@@ -12743,7 +12743,7 @@
           <w:color w:val="222222"/>
           <w:sz w:val="24"/>
         </w:rPr>
-        <w:t>If you are implementing, keep the rejected alternative dead. If you are on-call, start read-only. If you are Chris Patel, the ask is unchanged: pick the path in the main body or send it back with a named objection. Sample I would still defend: 3635 rows, 8 minutes, freeze respected. Strike this remainder if it ever fights the decision callout. Author Aman Kumar. Client Clearhaven.</w:t>
+        <w:t>If you are implementing, keep the rejected alternative dead. If you are on-call, start read-only. If you are Chris Patel, the ask is unchanged: pick the path in the main body or send it back with a named objection. Sample I would still defend: 3635 rows, 8 minutes, freeze respected. Strike this section if it ever fights the decision callout.</w:t>
       </w:r>
     </w:p>
     <w:p>
@@ -12757,7 +12757,7 @@
           <w:color w:val="222222"/>
           <w:sz w:val="24"/>
         </w:rPr>
-        <w:t>This heading is the reopen rule, not a promise that nothing follows. If we still need words after the bank, they are named leftovers, not another copy of the same stub. raising retries on a poison record is done as a heading when Marcus Bell closes CLH-4811 or writes a new date.</w:t>
+        <w:t>This heading is the reopen rule. raising retries on a poison record is done when Marcus Bell closes CLH-4811 or writes a new date.</w:t>
       </w:r>
     </w:p>
     <w:p>
@@ -13909,7 +13909,7 @@
           <w:color w:val="222222"/>
           <w:sz w:val="24"/>
         </w:rPr>
-        <w:t>I am out of new section shapes. What follows is leftover owners and tickets already in this file, written so a colleague can act. I will not invent another exhibit format to fill a page budget.</w:t>
+        <w:t>Owners and tickets still attached to CLH-TDD-2024-014, written so a colleague can act without hunting Slack. Close is a decision, a refuse, or a new date.</w:t>
       </w:r>
     </w:p>
     <w:p>
@@ -13923,7 +13923,7 @@
           <w:color w:val="222222"/>
           <w:sz w:val="24"/>
         </w:rPr>
-        <w:t>CLH-PRD-2024-002 still sits with Chris Patel. Host spark-ui.batch.internal.northstar.example. Due August 3, 2024 unless they write a new date. Close is a decision, a refuse, or that date. I will not accept a status dump. Front-matter number I am not re-arguing: 2019. If this leftover is done, Chris Patel marks CLH-PRD-2024-002 done. Aman Kumar will not keep a shadow list. Client Clearhaven.</w:t>
+        <w:t>CLH-PRD-2024-002 still sits with Chris Patel. Host spark-ui.batch.internal.northstar.example. Due August 3, 2024 unless they write a new date. Close is a decision, a refuse, or that date. I will not accept a status dump. Front-matter number I am not re-arguing: 2019. If this leftover is done, Chris Patel marks CLH-PRD-2024-002 done. Aman Kumar will not keep a shadow list.</w:t>
       </w:r>
     </w:p>
     <w:p>
@@ -14021,7 +14021,7 @@
           <w:color w:val="222222"/>
           <w:sz w:val="24"/>
         </w:rPr>
-        <w:t>Stop leftover: CLH-SOP-2024-011 is not a twin of CLH-4811. Keep one thread. The Spark on ns-eks-batch-01.internal.northstar.example. If this paragraph fights the front of CLH-TDD-2024-014, strike it. Due August 17, 2024. Client Clearhaven.</w:t>
+        <w:t>Stop leftover: CLH-SOP-2024-011 is not a twin of CLH-4811. Keep one thread. The Spark on ns-eks-batch-01.internal.northstar.example. If this paragraph fights the front of CLH-TDD-2024-014, strike it. Due August 17, 2024.</w:t>
       </w:r>
     </w:p>
     <w:p>
@@ -14035,7 +14035,7 @@
           <w:color w:val="222222"/>
           <w:sz w:val="24"/>
         </w:rPr>
-        <w:t>CLH-4811 still sits with Aman Kumar. Host spark-ui.batch.internal.northstar.example. Due August 19, 2024 unless they write a new date. Close is a decision, a refuse, or that date. I will not accept a status dump. Front-matter number I am not re-arguing: 4.6. If this leftover is done, Aman Kumar marks CLH-4811 done. Aman Kumar will not keep a shadow list. Client Clearhaven.</w:t>
+        <w:t>CLH-4811 still sits with Aman Kumar. Host spark-ui.batch.internal.northstar.example. Due August 19, 2024 unless they write a new date. Close is a decision, a refuse, or that date. I will not accept a status dump. Front-matter number I am not re-arguing: 4.6. If this leftover is done, Aman Kumar marks CLH-4811 done. Aman Kumar will not keep a shadow list.</w:t>
       </w:r>
     </w:p>
     <w:p>
